--- a/docs/Competitive-Quin-Comparison-v1.0.docx
+++ b/docs/Competitive-Quin-Comparison-v1.0.docx
@@ -237,7 +237,7 @@
                 <w:sz w:val="20"/>
                 <w:szCs w:val="20"/>
               </w:rPr>
-              <w:t xml:space="preserve">Version 1.0</w:t>
+              <w:t xml:space="preserve">Version 1.1</w:t>
             </w:r>
           </w:p>
         </w:tc>
@@ -447,7 +447,7 @@
           <w:sz w:val="21"/>
           <w:szCs w:val="21"/>
         </w:rPr>
-        <w:t xml:space="preserve"> It names a competitor and dissects their published claims, so it is not a customer handout. Section 10 is the part that can be said out loud in front of a customer, without naming anyone.</w:t>
+        <w:t xml:space="preserve"> It names a competitor and dissects their published claims, so it is not a customer handout. Section 11 is the part that can be said out loud in front of a customer, without naming anyone.</w:t>
       </w:r>
     </w:p>
     <w:p>
@@ -6418,7 +6418,228 @@
           <w:sz w:val="30"/>
           <w:szCs w:val="30"/>
         </w:rPr>
-        <w:t xml:space="preserve">8. Where they are genuinely stronger</w:t>
+        <w:t xml:space="preserve">8. Where we win</w:t>
+      </w:r>
+    </w:p>
+    <w:p>
+      <w:pPr>
+        <w:spacing w:after="120" w:line="276"/>
+      </w:pPr>
+      <w:r>
+        <w:rPr>
+          <w:rFonts w:ascii="Calibri" w:cs="Calibri" w:eastAsia="Calibri" w:hAnsi="Calibri"/>
+          <w:color w:val="1A1A1A"/>
+          <w:sz w:val="21"/>
+          <w:szCs w:val="21"/>
+        </w:rPr>
+        <w:t xml:space="preserve">The matrix in section 3 shows this, but it is worth naming so nobody has to infer it.</w:t>
+      </w:r>
+    </w:p>
+    <w:p>
+      <w:pPr>
+        <w:spacing w:after="120" w:line="276"/>
+      </w:pPr>
+      <w:r>
+        <w:rPr>
+          <w:rFonts w:ascii="Calibri" w:cs="Calibri" w:eastAsia="Calibri" w:hAnsi="Calibri"/>
+          <w:b/>
+          <w:bCs/>
+          <w:color w:val="1A1A1A"/>
+          <w:sz w:val="21"/>
+          <w:szCs w:val="21"/>
+        </w:rPr>
+        <w:t xml:space="preserve">The page is ours to decide.</w:t>
+      </w:r>
+      <w:r>
+        <w:rPr>
+          <w:rFonts w:ascii="Calibri" w:cs="Calibri" w:eastAsia="Calibri" w:hAnsi="Calibri"/>
+          <w:color w:val="1A1A1A"/>
+          <w:sz w:val="21"/>
+          <w:szCs w:val="21"/>
+        </w:rPr>
+        <w:t xml:space="preserve"> Content into slots, the order of modules, the sort of a product grid, and the assembly of a whole page with de-duplication and pins, from one engine and one shopper model. Their unit is a single injected action.</w:t>
+      </w:r>
+    </w:p>
+    <w:p>
+      <w:pPr>
+        <w:spacing w:after="120" w:line="276"/>
+      </w:pPr>
+      <w:r>
+        <w:rPr>
+          <w:rFonts w:ascii="Calibri" w:cs="Calibri" w:eastAsia="Calibri" w:hAnsi="Calibri"/>
+          <w:b/>
+          <w:bCs/>
+          <w:color w:val="1A1A1A"/>
+          <w:sz w:val="21"/>
+          <w:szCs w:val="21"/>
+        </w:rPr>
+        <w:t xml:space="preserve">Accountability.</w:t>
+      </w:r>
+      <w:r>
+        <w:rPr>
+          <w:rFonts w:ascii="Calibri" w:cs="Calibri" w:eastAsia="Calibri" w:hAnsi="Calibri"/>
+          <w:color w:val="1A1A1A"/>
+          <w:sz w:val="21"/>
+          <w:szCs w:val="21"/>
+        </w:rPr>
+        <w:t xml:space="preserve"> An explain record on every decision, naming each term and its contribution, and a replay that proves a past decision reproduces from its recorded inputs. No explainability claim appears anywhere on their side.</w:t>
+      </w:r>
+    </w:p>
+    <w:p>
+      <w:pPr>
+        <w:spacing w:after="120" w:line="276"/>
+      </w:pPr>
+      <w:r>
+        <w:rPr>
+          <w:rFonts w:ascii="Calibri" w:cs="Calibri" w:eastAsia="Calibri" w:hAnsi="Calibri"/>
+          <w:b/>
+          <w:bCs/>
+          <w:color w:val="1A1A1A"/>
+          <w:sz w:val="21"/>
+          <w:szCs w:val="21"/>
+        </w:rPr>
+        <w:t xml:space="preserve">Control in seconds, not a retraining cycle.</w:t>
+      </w:r>
+      <w:r>
+        <w:rPr>
+          <w:rFonts w:ascii="Calibri" w:cs="Calibri" w:eastAsia="Calibri" w:hAnsi="Calibri"/>
+          <w:color w:val="1A1A1A"/>
+          <w:sz w:val="21"/>
+          <w:szCs w:val="21"/>
+        </w:rPr>
+        <w:t xml:space="preserve"> Every weight, horizon, threshold, cap and share is versioned configuration, effective with no deployment and rollback-able, with parity available as a setting.</w:t>
+      </w:r>
+    </w:p>
+    <w:p>
+      <w:pPr>
+        <w:spacing w:after="120" w:line="276"/>
+      </w:pPr>
+      <w:r>
+        <w:rPr>
+          <w:rFonts w:ascii="Calibri" w:cs="Calibri" w:eastAsia="Calibri" w:hAnsi="Calibri"/>
+          <w:b/>
+          <w:bCs/>
+          <w:color w:val="1A1A1A"/>
+          <w:sz w:val="21"/>
+          <w:szCs w:val="21"/>
+        </w:rPr>
+        <w:t xml:space="preserve">Memory beyond the session.</w:t>
+      </w:r>
+      <w:r>
+        <w:rPr>
+          <w:rFonts w:ascii="Calibri" w:cs="Calibri" w:eastAsia="Calibri" w:hAnsi="Calibri"/>
+          <w:color w:val="1A1A1A"/>
+          <w:sz w:val="21"/>
+          <w:szCs w:val="21"/>
+        </w:rPr>
+        <w:t xml:space="preserve"> Recognition next week and across devices after sign-in, merged rather than overridden, with durable profile facts in the customer data platform. Their own positioning rules this out.</w:t>
+      </w:r>
+    </w:p>
+    <w:p>
+      <w:pPr>
+        <w:spacing w:after="120" w:line="276"/>
+      </w:pPr>
+      <w:r>
+        <w:rPr>
+          <w:rFonts w:ascii="Calibri" w:cs="Calibri" w:eastAsia="Calibri" w:hAnsi="Calibri"/>
+          <w:b/>
+          <w:bCs/>
+          <w:color w:val="1A1A1A"/>
+          <w:sz w:val="21"/>
+          <w:szCs w:val="21"/>
+        </w:rPr>
+        <w:t xml:space="preserve">Both cold starts.</w:t>
+      </w:r>
+      <w:r>
+        <w:rPr>
+          <w:rFonts w:ascii="Calibri" w:cs="Calibri" w:eastAsia="Calibri" w:hAnsi="Calibri"/>
+          <w:color w:val="1A1A1A"/>
+          <w:sz w:val="21"/>
+          <w:szCs w:val="21"/>
+        </w:rPr>
+        <w:t xml:space="preserve"> A visitor with no history, served from region, channel, visit number and the population prior. An asset with no history, inheriting from similar assets and reporting when it has enough evidence.</w:t>
+      </w:r>
+    </w:p>
+    <w:p>
+      <w:pPr>
+        <w:spacing w:after="120" w:line="276"/>
+      </w:pPr>
+      <w:r>
+        <w:rPr>
+          <w:rFonts w:ascii="Calibri" w:cs="Calibri" w:eastAsia="Calibri" w:hAnsi="Calibri"/>
+          <w:b/>
+          <w:bCs/>
+          <w:color w:val="1A1A1A"/>
+          <w:sz w:val="21"/>
+          <w:szCs w:val="21"/>
+        </w:rPr>
+        <w:t xml:space="preserve">Measurement and governance.</w:t>
+      </w:r>
+      <w:r>
+        <w:rPr>
+          <w:rFonts w:ascii="Calibri" w:cs="Calibri" w:eastAsia="Calibri" w:hAnsi="Calibri"/>
+          <w:color w:val="1A1A1A"/>
+          <w:sz w:val="21"/>
+          <w:szCs w:val="21"/>
+        </w:rPr>
+        <w:t xml:space="preserve"> A holdout arm on every decision, per-item evidence per context, decision and outcome export, scheduled warehouse delivery, consent that writes nothing on refusal, erasure with a receipt, and brand isolation.</w:t>
+      </w:r>
+    </w:p>
+    <w:p>
+      <w:pPr>
+        <w:spacing w:after="120" w:line="276"/>
+      </w:pPr>
+      <w:r>
+        <w:rPr>
+          <w:rFonts w:ascii="Calibri" w:cs="Calibri" w:eastAsia="Calibri" w:hAnsi="Calibri"/>
+          <w:b/>
+          <w:bCs/>
+          <w:color w:val="1A1A1A"/>
+          <w:sz w:val="21"/>
+          <w:szCs w:val="21"/>
+        </w:rPr>
+        <w:t xml:space="preserve">Latency you can defend in front of an auditor.</w:t>
+      </w:r>
+      <w:r>
+        <w:rPr>
+          <w:rFonts w:ascii="Calibri" w:cs="Calibri" w:eastAsia="Calibri" w:hAnsi="Calibri"/>
+          <w:color w:val="1A1A1A"/>
+          <w:sz w:val="21"/>
+          <w:szCs w:val="21"/>
+        </w:rPr>
+        <w:t xml:space="preserve"> Decided at the point of presence nearest the shopper, with the network leg included and the conditions published beside the number.</w:t>
+      </w:r>
+    </w:p>
+    <w:p>
+      <w:pPr>
+        <w:pBdr>
+          <w:bottom w:val="single" w:color="C9D1DC" w:sz="6" w:space="1"/>
+        </w:pBdr>
+        <w:spacing w:after="160" w:before="80"/>
+      </w:pPr>
+      <w:r>
+        <w:t xml:space="preserve"/>
+      </w:r>
+    </w:p>
+    <w:p>
+      <w:pPr>
+        <w:pStyle w:val="Heading1"/>
+        <w:pageBreakBefore/>
+        <w:pBdr>
+          <w:bottom w:val="single" w:color="0B5CAD" w:sz="12" w:space="6"/>
+        </w:pBdr>
+        <w:spacing w:after="160" w:before="0"/>
+      </w:pPr>
+      <w:r>
+        <w:rPr>
+          <w:rFonts w:ascii="Calibri" w:cs="Calibri" w:eastAsia="Calibri" w:hAnsi="Calibri"/>
+          <w:b/>
+          <w:bCs/>
+          <w:color w:val="11142A"/>
+          <w:sz w:val="30"/>
+          <w:szCs w:val="30"/>
+        </w:rPr>
+        <w:t xml:space="preserve">9. Where they are genuinely stronger</w:t>
       </w:r>
     </w:p>
     <w:p>
@@ -6584,7 +6805,7 @@
           <w:sz w:val="30"/>
           <w:szCs w:val="30"/>
         </w:rPr>
-        <w:t xml:space="preserve">9. Three questions to ask them</w:t>
+        <w:t xml:space="preserve">10. Three questions to ask them</w:t>
       </w:r>
     </w:p>
     <w:p>
@@ -6678,7 +6899,7 @@
           <w:sz w:val="30"/>
           <w:szCs w:val="30"/>
         </w:rPr>
-        <w:t xml:space="preserve">10. How to say this in front of a customer, without naming anyone</w:t>
+        <w:t xml:space="preserve">11. How to say this in front of a customer, without naming anyone</w:t>
       </w:r>
     </w:p>
     <w:p>
@@ -6877,7 +7098,7 @@
         <w:sz w:val="17"/>
         <w:szCs w:val="17"/>
       </w:rPr>
-      <w:t xml:space="preserve">Optimizely product management  ·  Version 1.0</w:t>
+      <w:t xml:space="preserve">Optimizely product management  ·  Version 1.1</w:t>
     </w:r>
     <w:r>
       <w:rPr>
